--- a/public/downloads/pn-provocation-response.docx
+++ b/public/downloads/pn-provocation-response.docx
@@ -134,8 +134,8 @@
         </w:tblBorders>
       </w:tblPr>
       <w:tblGrid>
-        <w:gridCol w:w="2200"/>
-        <w:gridCol w:w="8600"/>
+        <w:gridCol w:w="1847"/>
+        <w:gridCol w:w="7222"/>
       </w:tblGrid>
       <w:tr>
         <w:tc>
@@ -753,8 +753,8 @@
         </w:tblBorders>
       </w:tblPr>
       <w:tblGrid>
-        <w:gridCol w:w="2600"/>
-        <w:gridCol w:w="8200"/>
+        <w:gridCol w:w="2183"/>
+        <w:gridCol w:w="6886"/>
       </w:tblGrid>
       <w:tr>
         <w:trPr>
